--- a/docs/BEI_Framework_Academic.docx
+++ b/docs/BEI_Framework_Academic.docx
@@ -138,7 +138,7 @@
         <w:rPr>
           <w:sz w:val="21"/>
         </w:rPr>
-        <w:t>In a cybersecurity proof of concept (250 simulated users, 485 days, 4 embedded multi-month attack campaigns), BEI detected 4 of 4 attacks at an 8.1% false-positive rate. The strongest traditional method caught 1 of 4, and three standard machine-learning detectors caught none.</w:t>
+        <w:t>In a cybersecurity proof of concept (250 simulated users, 485 days, 4 embedded multi-month attack campaigns), BEI detected 4 of 4 attacks at a 10.6% false-positive rate. The strongest traditional method caught 1 of 4, and three standard machine-learning detectors caught none.</w:t>
       </w:r>
     </w:p>
     <w:p>
@@ -2340,7 +2340,7 @@
                 <w:b w:val="0"/>
                 <w:sz w:val="19"/>
               </w:rPr>
-              <w:t>#1 (score 51.3)</w:t>
+              <w:t>#1 (score 51.7)</w:t>
             </w:r>
           </w:p>
         </w:tc>
@@ -2536,7 +2536,7 @@
                 <w:b w:val="0"/>
                 <w:sz w:val="19"/>
               </w:rPr>
-              <w:t>#7 (score 19.4)</w:t>
+              <w:t>#7 (score 20.0)</w:t>
             </w:r>
           </w:p>
         </w:tc>
@@ -2634,7 +2634,7 @@
                 <w:b w:val="0"/>
                 <w:sz w:val="19"/>
               </w:rPr>
-              <w:t>#24 (score 13.7)</w:t>
+              <w:t>#30 (score 12.9)</w:t>
             </w:r>
           </w:p>
         </w:tc>
@@ -2674,7 +2674,7 @@
           <w:i w:val="0"/>
           <w:sz w:val="21"/>
         </w:rPr>
-        <w:t>On the same data, BEI's composite scoring detected 4 of 4 campaigns at an 8.1% false-positive rate. Z-Score analysis caught 1 of 4 (only the Volt Typhoon actor) at a higher 9.8% false-positive rate. Local Outlier Factor (4.5% false positives), Isolation Forest (5.3%), and One-Class SVM (Support Vector Machine, 14.6%) each caught 0 of 4, and none offers any directional explanation for triage. BEI additionally reports which behavioral zone changed and toward what named threat pattern, which allows an analyst to distinguish the insider from the APT before opening a single log.</w:t>
+        <w:t>On the same data, BEI's composite scoring detected 4 of 4 campaigns at a 10.6% false-positive rate. Z-Score analysis caught 1 of 4 (only the Volt Typhoon actor) at a higher 9.8% false-positive rate. Local Outlier Factor (4.5% false positives), Isolation Forest (5.3%), and One-Class SVM (Support Vector Machine, 14.6%) each caught 0 of 4, and none offers any directional explanation for triage. BEI additionally reports which behavioral zone changed and toward what named threat pattern, which allows an analyst to distinguish the insider from the APT before opening a single log.</w:t>
       </w:r>
     </w:p>
     <w:p>
@@ -2795,7 +2795,7 @@
           <w:i w:val="0"/>
           <w:sz w:val="21"/>
         </w:rPr>
-        <w:t>A candid reading of the numbers is warranted. An 8.1% false-positive rate means that 20 of the 246 normal users also rank high enough to warrant review, which is acceptable for a weekly triage workflow and is the declared trade-off for catching slow, low-magnitude campaigns. One attacker (living off the land) ranks #24 rather than #1; it is found because composite scoring aggregates weak signals, but it would not survive a "top-10 only" review policy. Another (the slow C2 beacon) is surfaced principally by the novelty-persistence phase, and removing that one phase lowers its score from 19.4 to 6.4 and its rank from #7 to roughly #105. All figures are synthetic and must be re-validated on production telemetry.</w:t>
+        <w:t>A candid reading of the numbers is warranted. A 10.6% false-positive rate means that 26 of the 246 normal users also rank high enough to warrant review, which is acceptable for a weekly triage workflow and is the declared trade-off for catching slow, low-magnitude campaigns. One attacker (living off the land) ranks #30 rather than #1; it is found because composite scoring aggregates weak signals, but it would not survive a "top-10 only" review policy. Another (the slow C2 beacon) is surfaced principally by the novelty-persistence phase, and removing that one phase lowers its score from 20.0 to 6.4 and its rank from #7 to roughly #105. All figures are synthetic and must be re-validated on production telemetry.</w:t>
       </w:r>
     </w:p>
     <w:p>
@@ -2999,7 +2999,7 @@
         <w:rPr>
           <w:sz w:val="21"/>
         </w:rPr>
-        <w:t>The 8.1% false-positive rate is workable for weekly triage but is not alert-grade precision; production tuning will be domain- and customer-specific.</w:t>
+        <w:t>The 10.6% false-positive rate is workable for weekly triage but is not alert-grade precision; production tuning will be domain- and customer-specific.</w:t>
       </w:r>
     </w:p>
     <w:p>
@@ -3011,7 +3011,7 @@
         <w:rPr>
           <w:sz w:val="21"/>
         </w:rPr>
-        <w:t>One attack class (living off the land) ranks #24 of 250 — detected, but dependent on a review process that looks beyond a short top-N list.</w:t>
+        <w:t>One attack class (living off the land) ranks #30 of 250 — detected, but dependent on a review process that looks beyond a short top-N list.</w:t>
       </w:r>
     </w:p>
     <w:p>
@@ -3811,7 +3811,7 @@
                 <w:b w:val="0"/>
                 <w:sz w:val="18"/>
               </w:rPr>
-              <w:t>The share of normal entities incorrectly flagged for review — 8.1% in the proof of concept.</w:t>
+              <w:t>The share of normal entities incorrectly flagged for review — 10.6% in the proof of concept.</w:t>
             </w:r>
           </w:p>
         </w:tc>
